--- a/samples/sample.docx
+++ b/samples/sample.docx
@@ -46,6 +46,15 @@
           <w:u w:val="single"/>
         </w:rPr>
         <w:t>evidence</w:t>
+      </w:r>
+      <w:r>
+        <w:t xml:space="preserve"> and </w:t>
+      </w:r>
+      <w:r>
+        <w:rPr>
+          <w:highlight w:val="yellow"/>
+        </w:rPr>
+        <w:t>highlighted</w:t>
       </w:r>
       <w:r>
         <w:t xml:space="preserve"> here.</w:t>
